--- a/reports/central-coast.docx
+++ b/reports/central-coast.docx
@@ -20,7 +20,7 @@
         <w:rPr>
           <w:b/>
         </w:rPr>
-        <w:t xml:space="preserve">Prepared: August 2026 | Indicators: May 2026 | Data Coverage: 30 SA2 areas, Central Coast LGA (NSW)</w:t>
+        <w:t xml:space="preserve">Prepared: August 2026 | Indicators: June 2026 | Data Coverage: 30 SA2 areas, Central Coast LGA (NSW)</w:t>
       </w:r>
     </w:p>
     <w:p>
